--- a/Data/Templates/Validator_MID.docx
+++ b/Data/Templates/Validator_MID.docx
@@ -2917,39 +2917,35 @@
                 <w:sz w:val="22"/>
                 <w:szCs w:val="22"/>
               </w:rPr>
-              <w:t>Время оказания услуги с _______часов «</w:t>
-            </w:r>
-            <w:r>
-              <w:rPr>
-                <w:color w:val="000000"/>
-                <w:sz w:val="22"/>
-                <w:szCs w:val="22"/>
-              </w:rPr>
-              <w:t>__</w:t>
-            </w:r>
-            <w:r>
-              <w:rPr>
-                <w:color w:val="000000"/>
-                <w:sz w:val="22"/>
-                <w:szCs w:val="22"/>
-              </w:rPr>
-              <w:t>»____202__года по _______часов «</w:t>
-            </w:r>
-            <w:r>
-              <w:rPr>
-                <w:color w:val="000000"/>
-                <w:sz w:val="22"/>
-                <w:szCs w:val="22"/>
-              </w:rPr>
-              <w:t>__</w:t>
-            </w:r>
-            <w:r>
-              <w:rPr>
-                <w:color w:val="000000"/>
-                <w:sz w:val="22"/>
-                <w:szCs w:val="22"/>
-              </w:rPr>
-              <w:t>»____202__года</w:t>
+              <w:t>Время оказания услуги с {SERVICE_FROM} по {SERVICE_TO}</w:t>
+            </w:r>
+            <w:r>
+              <w:rPr>
+                <w:color w:val="000000"/>
+                <w:sz w:val="22"/>
+                <w:szCs w:val="22"/>
+              </w:rPr>
+            </w:r>
+            <w:r>
+              <w:rPr>
+                <w:color w:val="000000"/>
+                <w:sz w:val="22"/>
+                <w:szCs w:val="22"/>
+              </w:rPr>
+            </w:r>
+            <w:r>
+              <w:rPr>
+                <w:color w:val="000000"/>
+                <w:sz w:val="22"/>
+                <w:szCs w:val="22"/>
+              </w:rPr>
+            </w:r>
+            <w:r>
+              <w:rPr>
+                <w:color w:val="000000"/>
+                <w:sz w:val="22"/>
+                <w:szCs w:val="22"/>
+              </w:rPr>
             </w:r>
           </w:p>
         </w:tc>
